--- a/DocumentacaoFinal/INTEGRA_2026_Entrega_7_18_Sistema_Completo_Alertas_Automaticos_e_Manutencao.docx
+++ b/DocumentacaoFinal/INTEGRA_2026_Entrega_7_18_Sistema_Completo_Alertas_Automaticos_e_Manutencao.docx
@@ -605,7 +605,7 @@
                 <w:szCs w:val="17"/>
                 <w:lang w:val="pt-BR"/>
               </w:rPr>
-              <w:t xml:space="preserve">Pedido de Natã da Silva Baracho: "preciso que tudo esteja 100% rodando e testado, faça isso tudo hoje e amanhã irei validar".</w:t>
+              <w:t xml:space="preserve">Síntese das instruções dadas à IA. Contexto: contrato da API para o frontend proposto e banco FluxID de análise no Docker. Tarefa: deixar o sistema completo rodando e testado: API do frontend, alertas automáticos e rotinas de manutenção. Restrições: prazo de um dia; trabalhar numa branch, sem tocar no banco real nem no banco principal. Entrega esperada: código, testes e relatório para validação no dia seguinte.</w:t>
             </w:r>
           </w:p>
         </w:tc>
@@ -883,7 +883,7 @@
                 <w:szCs w:val="17"/>
                 <w:lang w:val="pt-BR"/>
               </w:rPr>
-              <w:t xml:space="preserve">Testes da IA: suíte com 108 de 108 casos numa cópia do oxide.db (checksum do original igual antes e depois); teste da API do frontend com 45 de 45; simulador com 65 de 65, no FluxID do Docker. A validação humana foi interrompida pela mudança de arquitetura; o trabalho ficou numa branch, sem entrar na main.</w:t>
+              <w:t xml:space="preserve">Não houve validação humana. A IA executou os testes (suíte com 108 de 108 casos numa cópia do oxide.db, com o checksum do original igual antes e depois; API do frontend com 45 de 45; simulador com 65 de 65, no FluxID do Docker), mas, antes de validar, o responsável soube da mudança de arquitetura (registro 19). O trabalho ficou guardado numa branch e não entrou na main.</w:t>
             </w:r>
           </w:p>
         </w:tc>
